--- a/klagomål/A 9151-2026 FSC-klagomål.docx
+++ b/klagomål/A 9151-2026 FSC-klagomål.docx
@@ -680,7 +680,7 @@
     <w:r>
       <w:tab/>
       <w:tab/>
-      <w:t>2026-03-01</w:t>
+      <w:t>2026-03-02</w:t>
       <w:br/>
       <w:br/>
     </w:r>

--- a/klagomål/A 9151-2026 FSC-klagomål.docx
+++ b/klagomål/A 9151-2026 FSC-klagomål.docx
@@ -680,7 +680,7 @@
     <w:r>
       <w:tab/>
       <w:tab/>
-      <w:t>2026-03-02</w:t>
+      <w:t>2026-03-03</w:t>
       <w:br/>
       <w:br/>
     </w:r>

--- a/klagomål/A 9151-2026 FSC-klagomål.docx
+++ b/klagomål/A 9151-2026 FSC-klagomål.docx
@@ -680,7 +680,7 @@
     <w:r>
       <w:tab/>
       <w:tab/>
-      <w:t>2026-03-03</w:t>
+      <w:t>2026-03-04</w:t>
       <w:br/>
       <w:br/>
     </w:r>

--- a/klagomål/A 9151-2026 FSC-klagomål.docx
+++ b/klagomål/A 9151-2026 FSC-klagomål.docx
@@ -680,7 +680,7 @@
     <w:r>
       <w:tab/>
       <w:tab/>
-      <w:t>2026-03-04</w:t>
+      <w:t>2026-03-05</w:t>
       <w:br/>
       <w:br/>
     </w:r>

--- a/klagomål/A 9151-2026 FSC-klagomål.docx
+++ b/klagomål/A 9151-2026 FSC-klagomål.docx
@@ -680,7 +680,7 @@
     <w:r>
       <w:tab/>
       <w:tab/>
-      <w:t>2026-03-05</w:t>
+      <w:t>2026-03-06</w:t>
       <w:br/>
       <w:br/>
     </w:r>

--- a/klagomål/A 9151-2026 FSC-klagomål.docx
+++ b/klagomål/A 9151-2026 FSC-klagomål.docx
@@ -163,7 +163,7 @@
         <w:pStyle w:val="Title"/>
       </w:pPr>
       <w:r>
-        <w:t>Inledande FSC- /PEFC-klagomål – information om höga naturvärden i avverkningsanmälan A 9151-2026 i Malung-Sälens kommun</w:t>
+        <w:t>Inledande FSC- /PEFC-klagomål – information om höga naturvärden och fridlysta arter i avverkningsanmälan A 9151-2026 i Malung-Sälens kommun</w:t>
       </w:r>
     </w:p>
     <w:p>
@@ -173,7 +173,7 @@
     </w:p>
     <w:p>
       <w:r>
-        <w:t>Nedan presenteras fynd av naturvårdsarter som gjorts i det avverkningsanmälda området, samt relevanta utdrag ur standarderna för FSC, Chain of Custody, Controlled Wood och PEFC.</w:t>
+        <w:t>Nedan presenteras fynd av naturvårdsarter och fridlysta arter som gjorts i det avverkningsanmälda området, samt relevanta utdrag ur standarderna för FSC, Chain of Custody, Controlled Wood och PEFC. I BILAGA 1 finns artfakta om fridlysta arter.</w:t>
       </w:r>
     </w:p>
     <w:p>
@@ -191,7 +191,7 @@
     </w:p>
     <w:p>
       <w:r>
-        <w:t>I avverkningsanmälan har följande 1 naturvårdsarter hittats: stuplav (S). Arter som är signalarter enligt Skogsstyrelsen har markerats med (S).</w:t>
+        <w:t>I avverkningsanmälan har följande 8 naturvårdsarter hittats: garnlav (NT), granticka (NT), spillkråka (NT, §4), tretåig hackspett (NT, §4), vitgrynig nållav (NT), bronshjon (S), stuplav (S) och vedticka (S). Av dessa är 5 rödlistade. För rödlistade arter har rödlistekategorin angivits inom parentes. Arter som är signalarter enligt Skogsstyrelsen har markerats med (S). För fridlysta arter anges även paragrafen i Artskyddsförordningen som arten är fridlyst enligt.</w:t>
       </w:r>
     </w:p>
     <w:p>
@@ -206,7 +206,7 @@
       <w:r>
         <w:drawing>
           <wp:inline xmlns:a="http://schemas.openxmlformats.org/drawingml/2006/main" xmlns:pic="http://schemas.openxmlformats.org/drawingml/2006/picture">
-            <wp:extent cx="5486400" cy="3621771"/>
+            <wp:extent cx="5486400" cy="3548589"/>
             <wp:docPr id="1" name="Picture 1"/>
             <wp:cNvGraphicFramePr>
               <a:graphicFrameLocks noChangeAspect="1"/>
@@ -227,7 +227,7 @@
                   <pic:spPr>
                     <a:xfrm>
                       <a:off x="0" y="0"/>
-                      <a:ext cx="5486400" cy="3621771"/>
+                      <a:ext cx="5486400" cy="3548589"/>
                     </a:xfrm>
                     <a:prstGeom prst="rect"/>
                   </pic:spPr>
@@ -251,10 +251,10 @@
         <w:rPr>
           <w:b/>
         </w:rPr>
-        <w:t>Stuplav</w:t>
-      </w:r>
-      <w:r>
-        <w:t xml:space="preserve"> är en mycket bra signalart i hela sitt utbredningsområde och förekommer nästan enbart i skogsmiljöer med höga naturvärden. Den indikerar långvarig förekomst av gamla lövträd och miljöer med konstant hög luftfuktighet. Stuplav är typisk art för </w:t>
+        <w:t>Bronshjon</w:t>
+      </w:r>
+      <w:r>
+        <w:t xml:space="preserve"> är en skalbagge vars larvutveckling sker under grov bark på stammar av döda eller döende barrträd, främst gran, i mindre omfattning tall. Arten är knuten till äldre, naturskogslik granskog med inslag av torkande träd. Bronshjon är typisk art för </w:t>
       </w:r>
       <w:r>
         <w:rPr>
@@ -263,6 +263,66 @@
         <w:t>9010 Taiga</w:t>
       </w:r>
       <w:r>
+        <w:t xml:space="preserve"> (SLU Artdatabanken, 2025).</w:t>
+      </w:r>
+    </w:p>
+    <w:p>
+      <w:r>
+        <w:rPr>
+          <w:b/>
+        </w:rPr>
+        <w:t>Garnlav (NT)</w:t>
+      </w:r>
+      <w:r>
+        <w:t xml:space="preserve"> är en utpräglad barrskogsart som ibland kan drapera träden i norrländska grannaturskogar med hög luftfuktighet. Den förekommer även i talldominerade bestånd där den, förutom i trädens grenverk, påträffas hängande över ojämnheter i tallbarken. Arten har minskat starkt i södra och mellersta Sverige och den minskar även i sitt nordliga utbredningsområde. Orsaken till tillbakagången beror främst på slutavverkningar av naturskogsartade skogar. Bestånd med riklig förekomst bör regelmässigt sparas. Garnlav är värdväxt för den mycket sällsynta och akut hotade fjärilen barrskogslavfly (CR) som hör hemma i boreala barrskogar med riklig förekomst av värdväxten. Tidigare kunde arten konstateras årligen på flera platser vid Dala-Floda i Dalarna innan lokalerna kalavverkades. Senaste fyndet i landet av barrskogslavfly är från år 2000 då den påträffades vid Högberget i Sollefteå kommun. Garnlav är typisk art för </w:t>
+      </w:r>
+      <w:r>
+        <w:rPr>
+          <w:i/>
+        </w:rPr>
+        <w:t xml:space="preserve">9010 Taiga </w:t>
+      </w:r>
+      <w:r>
+        <w:t>och</w:t>
+      </w:r>
+      <w:r>
+        <w:rPr>
+          <w:i/>
+        </w:rPr>
+        <w:t xml:space="preserve"> 9070 Trädklädd betesmark</w:t>
+      </w:r>
+      <w:r>
+        <w:t xml:space="preserve"> (SLU Artdatabanken, 2024).</w:t>
+      </w:r>
+    </w:p>
+    <w:p>
+      <w:r>
+        <w:rPr>
+          <w:b/>
+        </w:rPr>
+        <w:t>Granticka (NT)</w:t>
+      </w:r>
+      <w:r>
+        <w:t xml:space="preserve"> förekommer främst i äldre skogar med naturskogskaraktär, liksom i dimensionsavverkade och plockhuggna skogar. I äldre grannaturskog i norra Sverige är den alltjämt en förhållandevis vanlig karaktärsart, medan den längre söderut blir allt mer sällsynt. I Götaland och delar av Svealand är den en god signalart för skyddsvärda granskogsmiljöer. Arten bedöms ha minskat starkt under senare år på grund av skogsavverkningar, då den framför allt växer i äldre granskog med långvarig grankontinuitet. I urskogsliknande bestånd i norra Sverige kan ibland påträffas den mycket sällsynta tickan grantickeporing (VU), som lever på döda grantickor (SLU Artdatabanken, 2024; Nitare &amp; Skogsstyrelsen, 2019).</w:t>
+      </w:r>
+    </w:p>
+    <w:p>
+      <w:r>
+        <w:rPr>
+          <w:b/>
+        </w:rPr>
+        <w:t>Stuplav</w:t>
+      </w:r>
+      <w:r>
+        <w:t xml:space="preserve"> är en mycket bra signalart i hela sitt utbredningsområde och förekommer nästan enbart i skogsmiljöer med höga naturvärden. Den indikerar långvarig förekomst av gamla lövträd och miljöer med konstant hög luftfuktighet. Stuplav är typisk art för </w:t>
+      </w:r>
+      <w:r>
+        <w:rPr>
+          <w:i/>
+        </w:rPr>
+        <w:t>9010 Taiga</w:t>
+      </w:r>
+      <w:r>
         <w:t xml:space="preserve">. I skogar med suboceaniskt klimat finns det en mycket sällsynt parasit, njurlavsknapp </w:t>
       </w:r>
       <w:r>
@@ -273,6 +333,37 @@
       </w:r>
       <w:r>
         <w:t xml:space="preserve"> (EN), som växer på stuplav (SLU Artdatabanken, 2024; Nitare &amp; Skogsstyrelsen, 2019).</w:t>
+      </w:r>
+    </w:p>
+    <w:p>
+      <w:r>
+        <w:rPr>
+          <w:b/>
+        </w:rPr>
+        <w:t xml:space="preserve">Vedticka </w:t>
+      </w:r>
+      <w:r>
+        <w:t xml:space="preserve">är en bra signalart söder om den naturliga norrlandsgränsen. Den är huvudsakligen knuten till äldre barrskogar där det föreligger långvarig kontinuitet av död barrved. Vedticka är typisk art för </w:t>
+      </w:r>
+      <w:r>
+        <w:rPr>
+          <w:i/>
+        </w:rPr>
+        <w:t xml:space="preserve">9010 Taiga </w:t>
+      </w:r>
+      <w:r>
+        <w:t>(Nitare &amp; Skogsstyrelsen, 2019; SLU Artdatabanken, 2025).</w:t>
+      </w:r>
+    </w:p>
+    <w:p>
+      <w:r>
+        <w:rPr>
+          <w:b/>
+        </w:rPr>
+        <w:t>Vitgrynig nållav (NT)</w:t>
+      </w:r>
+      <w:r>
+        <w:t xml:space="preserve"> växer nästan uteslutande på bark av gamla, senvuxna granar i skuggiga lägen med hög och jämn luftfuktighet. Den vanligaste naturtypen för arten är kontinuitetsskogar på frisk mark men den finns också i sumpgranskogar. På lång sikt utgör avverkningar av olikåldriga granskogar av naturskogskaraktär ett allvarligt hot mot arten och skogsbruksåtgärder på eller i närheten av växtplatserna bör undvikas. Naturskogsartade, fuktiga granskogar med förekomster av arten signalerar höga biologiska värden och bör bevaras (SLU Artdatabanken, 2024; Nitare &amp; Skogsstyrelsen, 2019).</w:t>
       </w:r>
     </w:p>
     <w:p>
@@ -280,6 +371,96 @@
         <w:pStyle w:val="Heading1"/>
       </w:pPr>
       <w:r>
+        <w:t>Fridlysta arter</w:t>
+      </w:r>
+    </w:p>
+    <w:p>
+      <w:r>
+        <w:t>Följande fridlysta arter har sina livsmiljöer och växtplatser i den avverkningsanmälda skogen: spillkråka (NT, §4) och tretåig hackspett (NT, §4).</w:t>
+      </w:r>
+    </w:p>
+    <w:p>
+      <w:r>
+        <w:t xml:space="preserve">Observera att medlemsländerna är skyldiga att agera i enlighet med EU:s fågeldirektiv där det uttryckligen står att direktivet gäller för fåglar samt för deras ägg, bon och </w:t>
+      </w:r>
+      <w:r>
+        <w:rPr>
+          <w:b/>
+        </w:rPr>
+        <w:t xml:space="preserve">livsmiljöer </w:t>
+      </w:r>
+      <w:r>
+        <w:t>(artikel 1). Vidare att de åtgärder som vidtas inte får leda till en försämring av den nuvarande situationen beträffande bevarandet av de fågelarter som avses i artikel 1 (artikel 13). Fågeldirektivet är styrande för tillsynsansvariga myndigheters ärendehantering, ställningstaganden och beslutsfattande.</w:t>
+      </w:r>
+    </w:p>
+    <w:p>
+      <w:r>
+        <w:rPr>
+          <w:b/>
+        </w:rPr>
+        <w:t>Spillkråka (NT, §4)</w:t>
+      </w:r>
+      <w:r>
+        <w:t xml:space="preserve"> är rödlistad som nära hotad och ingår i bilaga 1 i EU:s fågeldirektiv. Den minskar i population på grund av minskad tillgång på lämpliga bo- och födoträd och minskad födotillgång. Spillkråkans minskningstakt har uppgått till 19 (24–10) % under de senaste 15 åren. Minskningstakten för den svenska populationen bedöms vara nära gränsvärdet för Sårbar (VU) (A2bc). Skogsbruk med korta omloppstider och täta, homogena ungskogar utgör det största hotet. Spillkråka är typisk art för </w:t>
+      </w:r>
+      <w:r>
+        <w:rPr>
+          <w:i/>
+        </w:rPr>
+        <w:t xml:space="preserve">9010 Taiga </w:t>
+      </w:r>
+      <w:r>
+        <w:t>och</w:t>
+      </w:r>
+      <w:r>
+        <w:rPr>
+          <w:i/>
+        </w:rPr>
+        <w:t xml:space="preserve"> 9740 Skogsbevuxen myr </w:t>
+      </w:r>
+      <w:r>
+        <w:t>(SLU Artdatabanken, 2023).</w:t>
+      </w:r>
+    </w:p>
+    <w:p>
+      <w:r>
+        <w:rPr>
+          <w:b/>
+        </w:rPr>
+        <w:t>Tretåig hackspett (NT, §4)</w:t>
+      </w:r>
+      <w:r>
+        <w:t xml:space="preserve"> är rödlistad som nära hotad och ingår i bilaga 1 i EU:s fågeldirektiv. Tretåig hackspett är för sin överlevnad beroende av kontinuerlig tillförsel av äldre döende och död ved, som sker genom naturliga självgallringsprocesser i äldre grannaturskogar och barrblandade naturskogar. Om en skog genom skogsbruk gallras eller glesas ur så upphör och uteblir i stort sett den naturliga självgallringsprocessen för mycket lång tid framöver vilket omöjliggör upprätthållandet av den kontinuerliga ekologiska funktionen i ett område. Det finns studier som visar att naturskogens självgallringsprocess som den tretåiga hackspetten är beroende av, inte kan ersättas med efterlämnad hänsyn i skogsbruket (Imbeau &amp; Desrochers, 2002). Storleken på häckningsreviret varierar med skogstypen, förekomsten av död ved och graden av fragmentering, men är i allmänhet i storleksordningen 25–100 hektar. Vintertid krävs ofta betydligt större områden och det finns studier som antyder att arten behöver minst 100 hektar äldre skog. I områden med låg bonitet kan det behövas över 200 hektar lämpligt habitat för att ett par ska kunna reproducera sig. Områden med dokumenterad permanent förekomst i naturskogsmiljöer har vanligen så stora naturvärden att skogsbruk är olämpligt. Tretåig hackspett är typisk art för </w:t>
+      </w:r>
+      <w:r>
+        <w:rPr>
+          <w:i/>
+        </w:rPr>
+        <w:t xml:space="preserve">9010 Taiga, 9740 Skogsbevuxen myr, 9030 Landhöjningsskog </w:t>
+      </w:r>
+      <w:r>
+        <w:t xml:space="preserve">och </w:t>
+      </w:r>
+      <w:r>
+        <w:rPr>
+          <w:i/>
+        </w:rPr>
+        <w:t>9040 Fjällbjörkskog</w:t>
+      </w:r>
+      <w:r>
+        <w:t xml:space="preserve"> (Skogsstyrelsen, 2016; SLU Artdatabanken, 2024).</w:t>
+      </w:r>
+    </w:p>
+    <w:p>
+      <w:r>
+        <w:t>I BILAGA 1 finns mer detaljerad information om ekologi samt krav på livsmiljö hos fridlysta arter.</w:t>
+      </w:r>
+    </w:p>
+    <w:p>
+      <w:pPr>
+        <w:pStyle w:val="Heading1"/>
+      </w:pPr>
+      <w:r>
         <w:t>Certifiering</w:t>
       </w:r>
     </w:p>
@@ -327,6 +508,22 @@
       <w:r>
         <w:t>I den avverkningsanmälda skogen har fridlysta arter sina livsmiljöer och växtplatser. Att skada de fridlysta arternas livsmiljöer, växtplatser eller ekologiska funktion är inte tillåtet enligt artskyddsförordningen.</w:t>
       </w:r>
+      <w:r>
+        <w:rPr>
+          <w:i/>
+        </w:rPr>
+        <w:t xml:space="preserve"> EU:s medlemsländer och skogsbolag är skyldiga att agera i enlighet med EU:s fågeldirektiv där det uttryckligen står att direktivet gäller för fåglar samt för deras ägg, bon och </w:t>
+      </w:r>
+      <w:r>
+        <w:rPr>
+          <w:b/>
+          <w:i/>
+        </w:rPr>
+        <w:t xml:space="preserve">livsmiljöer </w:t>
+      </w:r>
+      <w:r>
+        <w:t>(artikel 1). Vidare att de åtgärder som vidtas inte får leda till en försämring av den nuvarande situationen beträffande bevarandet av de fågelarter som avses i artikel 1 (artikel 13).</w:t>
+      </w:r>
     </w:p>
     <w:p>
       <w:r>
@@ -365,7 +562,7 @@
         <w:rPr>
           <w:i/>
         </w:rPr>
-        <w:t>I det avverkningsanmälda skogsområdet har 1 naturvårdsarter varav 0 rödlistade arter sina livsmiljöer och växtplatser.</w:t>
+        <w:t>I det avverkningsanmälda skogsområdet har 8 naturvårdsarter varav 5 rödlistade arter sina livsmiljöer och växtplatser.</w:t>
       </w:r>
     </w:p>
     <w:p>
@@ -550,6 +747,278 @@
           <w:i/>
         </w:rPr>
         <w:t>I den avverkningsanmälda skogen har fridlysta arter sina livsmiljöer och växtplatser. Att skada de fridlysta arternas livsmiljöer, växtplatser eller ekologiska funktion är inte tillåtet enligt artskyddsförordningen</w:t>
+      </w:r>
+    </w:p>
+    <w:p>
+      <w:r>
+        <w:br w:type="page"/>
+      </w:r>
+    </w:p>
+    <w:p>
+      <w:pPr>
+        <w:pStyle w:val="Title"/>
+      </w:pPr>
+      <w:r>
+        <w:t>BILAGA 1 – Fridlysta arter</w:t>
+      </w:r>
+    </w:p>
+    <w:p>
+      <w:pPr>
+        <w:pStyle w:val="Heading1"/>
+      </w:pPr>
+      <w:r>
+        <w:t>Spillkråka – ekologi samt krav på livsmiljön</w:t>
+      </w:r>
+    </w:p>
+    <w:p>
+      <w:r>
+        <w:t xml:space="preserve">Spillkråka (NT) är rödlistad som nära hotad, fridlyst enligt §4 Artskyddsförordningen, typisk art för </w:t>
+      </w:r>
+      <w:r>
+        <w:rPr>
+          <w:i/>
+        </w:rPr>
+        <w:t xml:space="preserve">9010 Taiga </w:t>
+      </w:r>
+      <w:r>
+        <w:t>och</w:t>
+      </w:r>
+      <w:r>
+        <w:rPr>
+          <w:i/>
+        </w:rPr>
+        <w:t xml:space="preserve"> 9740 Skogsbevuxen myr</w:t>
+      </w:r>
+      <w:r>
+        <w:t xml:space="preserve"> och ingår i bilaga 1 i EU:s fågeldirektiv. Spillkråka lever i både barr- och blandskog liksom i ren lövskog. De tätaste populationerna tenderar att finnas i äldre, variationsrik blandskog med gott om död ved och gamla träd.</w:t>
+      </w:r>
+    </w:p>
+    <w:p>
+      <w:r>
+        <w:t>Varje par utnyttjar 400–1000 hektar skog beroende på skogens kvalitet. En minskning av populationen pågår på grund av minskad tillgång på lämpliga bo- och födoträd och minskad födotillgång. Spillkråkans minskningstakt har uppgått till 19 (24–10) % under de senaste 15 åren. Minskningstakten för den svenska populationen bedöms vara nära gränsvärdet för Sårbar (VU) (A2bc). Skogsbruk med korta omloppstider och täta, homogena ungskogar utgör det största hotet (SLU Artdatabanken 2023).</w:t>
+      </w:r>
+    </w:p>
+    <w:p>
+      <w:pPr>
+        <w:pStyle w:val="Heading2"/>
+      </w:pPr>
+      <w:r>
+        <w:t>Referenser – spillkråka</w:t>
+      </w:r>
+    </w:p>
+    <w:p>
+      <w:r>
+        <w:t xml:space="preserve">SLU Artdatabanken, 2021. </w:t>
+      </w:r>
+      <w:r>
+        <w:rPr>
+          <w:i/>
+        </w:rPr>
+        <w:t xml:space="preserve">Artfaktablad. Naturvård – artfakta. </w:t>
+      </w:r>
+      <w:r>
+        <w:t>SLU Artdatabanken, Uppsala</w:t>
+      </w:r>
+    </w:p>
+    <w:p>
+      <w:pPr>
+        <w:pStyle w:val="Heading1"/>
+      </w:pPr>
+      <w:r>
+        <w:t>Tretåig hackspett – ekologi samt krav på livsmiljön</w:t>
+      </w:r>
+    </w:p>
+    <w:p>
+      <w:r>
+        <w:t xml:space="preserve">Tretåig hackspett (NT) är fridlyst enligt §4 Artskyddsförordningen och finns med som prioriterad art i Skogsstyrelsen vägledning för skogsbruket (bilaga 4 till SVL). I vägledningen står bland annat att: </w:t>
+      </w:r>
+      <w:r>
+        <w:rPr>
+          <w:i/>
+        </w:rPr>
+        <w:t xml:space="preserve">“Tretåig hackspett har stora arealkrav och höga krav på sin livsmiljö. Omdaningen av naturskogar till kulturskogar medför en förlust av viktiga miljöer, något som förstärks av ökad fragmentering till följd av avverkningar.” </w:t>
+      </w:r>
+      <w:r>
+        <w:t xml:space="preserve">Vidare att: </w:t>
+      </w:r>
+      <w:r>
+        <w:rPr>
+          <w:i/>
+        </w:rPr>
+        <w:t>“Områden med dokumenterad permanent förekomst i naturskogsmiljöer har vanligen så stora naturvärden att skogsbruk är olämpligt”</w:t>
+      </w:r>
+      <w:r>
+        <w:t xml:space="preserve"> (SLU Artdatabanken, 2024; Skogsstyrelsen, 2016)</w:t>
+      </w:r>
+      <w:r>
+        <w:rPr>
+          <w:i/>
+        </w:rPr>
+        <w:t>.</w:t>
+      </w:r>
+    </w:p>
+    <w:p>
+      <w:r>
+        <w:t>Tretåig hackspett är beroende av större sammanhängande naturskogar med kontinuerlig tillgång och nybildning av död ved och fragmentering av livsmiljöerna utgör ett stort hot mot arten (se exempelvis Stachura-Skierczynska et al., 2009; Wesolowski et al., 2005; Butler et al., 2004; Pakkala et al., 2002; Amcoff et al., 1996; Virkkala, 1991). Det finns studier som visar att naturskogens självgallringsprocess som den tretåiga hackspetten är beroende av, inte kan ersättas med efterlämnad hänsyn i skogsbruket (Imbeau &amp; Desrochers, 2002).</w:t>
+      </w:r>
+    </w:p>
+    <w:p>
+      <w:r>
+        <w:t>Permanenta revir av tretåig hackspett karaktäriseras ofta av artens typiska ringformigt ordnade hackmärken på framför allt gamla granar. För att säkerställa att inte revir av tretåig hackspett drabbas av avverkningsplanerna bör en inventering göras i området både under häckningstid och under vintern, då arten utnyttjar betydligt större områden än under sommarens häckningsrevir. Storleken på häckningsreviret varierar med skogstypen, förekomsten av död ved och graden av fragmentering, men är i allmänhet i storleksordningen 25–100 hektar (SLU Artdatabanken, 2024; Skogsstyrelsen, 2016).</w:t>
+      </w:r>
+    </w:p>
+    <w:p>
+      <w:r>
+        <w:t xml:space="preserve">Förutom fridlysning enligt §4 Artskyddsförordningen är tretåig hackspett även förtecknad i EU:s fågeldirektiv bilaga 1. Den är typisk art för </w:t>
+      </w:r>
+      <w:r>
+        <w:rPr>
+          <w:i/>
+        </w:rPr>
+        <w:t xml:space="preserve">9010 Taiga, 9740 Skogsbevuxen myr, 9030 Landhöjningsskog </w:t>
+      </w:r>
+      <w:r>
+        <w:t xml:space="preserve">och </w:t>
+      </w:r>
+      <w:r>
+        <w:rPr>
+          <w:i/>
+        </w:rPr>
+        <w:t>9040 Fjällbjörkskog</w:t>
+      </w:r>
+      <w:r>
+        <w:t xml:space="preserve"> samt ingår i Natura 2000 och är förtecknad i Bernkonventionen bilaga II (strikt skyddade djurarter) (SLU Artdatabanken, 2024; Skogsstyrelsen, 2016).</w:t>
+      </w:r>
+    </w:p>
+    <w:p>
+      <w:pPr>
+        <w:pStyle w:val="Heading2"/>
+      </w:pPr>
+      <w:r>
+        <w:t>Referenser – tretåig hackspett</w:t>
+      </w:r>
+    </w:p>
+    <w:p>
+      <w:r>
+        <w:t xml:space="preserve">Amcoff, M. &amp; Eriksson, P. 1996. </w:t>
+      </w:r>
+      <w:r>
+        <w:rPr>
+          <w:i/>
+        </w:rPr>
+        <w:t xml:space="preserve">Förekomst av tretåig hackspett Picoides tridactylus på bestånds- och landskapsnivå. </w:t>
+      </w:r>
+      <w:r>
+        <w:t>Ornis Svecica 6: 107–119.</w:t>
+      </w:r>
+    </w:p>
+    <w:p>
+      <w:r>
+        <w:t xml:space="preserve">Butler, R., Angelstam, P., Ekelund, P. &amp; Schlaeffer, R. 2004. </w:t>
+      </w:r>
+      <w:r>
+        <w:rPr>
+          <w:i/>
+        </w:rPr>
+        <w:t xml:space="preserve">Dead wood threshold values for the three-toed woodpecker presence in boreal and sub-Alpine forest. </w:t>
+      </w:r>
+      <w:r>
+        <w:t>Biological conservation 119(3): 305–318.</w:t>
+      </w:r>
+    </w:p>
+    <w:p>
+      <w:r>
+        <w:t xml:space="preserve">Imbeau, L. &amp; Desrochers, A. 2002. </w:t>
+      </w:r>
+      <w:r>
+        <w:rPr>
+          <w:i/>
+        </w:rPr>
+        <w:t xml:space="preserve">Foraging Ecology and Use of Drumming Trees by Three-Toed Woodpeckers. </w:t>
+      </w:r>
+      <w:r>
+        <w:t>The Journal of Wildlife Management. Vol. 66, No. 1 (Jan., 2002), pp. 222–231.</w:t>
+      </w:r>
+    </w:p>
+    <w:p>
+      <w:r>
+        <w:t xml:space="preserve">Pakkala, T., Hanski, I. &amp; Tomppo, E. 2002. </w:t>
+      </w:r>
+      <w:r>
+        <w:rPr>
+          <w:i/>
+        </w:rPr>
+        <w:t xml:space="preserve">Spatial ecology of the three-toed woodpecker in managed forest landscapes. </w:t>
+      </w:r>
+      <w:r>
+        <w:t>Silva Fennica 36(1): 279–288.</w:t>
+      </w:r>
+    </w:p>
+    <w:p>
+      <w:r>
+        <w:t xml:space="preserve">Skogsstyrelsen, 2016. </w:t>
+      </w:r>
+      <w:r>
+        <w:rPr>
+          <w:i/>
+        </w:rPr>
+        <w:t>Vägledning för hänsyn till fåglar – Tretåig hackspett.</w:t>
+      </w:r>
+    </w:p>
+    <w:p>
+      <w:r>
+        <w:t xml:space="preserve">SLU Artdatabanken, 2024. </w:t>
+      </w:r>
+      <w:r>
+        <w:rPr>
+          <w:i/>
+        </w:rPr>
+        <w:t xml:space="preserve">Artfaktablad. Naturvård – artfakta. </w:t>
+      </w:r>
+      <w:r>
+        <w:t>SLU Artdatabanken, Uppsala.</w:t>
+      </w:r>
+    </w:p>
+    <w:p>
+      <w:r>
+        <w:t xml:space="preserve">Stachura-Skierczynska, K., Tumiel, T. &amp; Skierczynski, M. 2009. </w:t>
+      </w:r>
+      <w:r>
+        <w:rPr>
+          <w:i/>
+        </w:rPr>
+        <w:t xml:space="preserve">Habitat prediction model for three-toed woodpecker and its implications for the conservation of biologically valuable forests. </w:t>
+      </w:r>
+      <w:r>
+        <w:t>Forest Ecology and Management 258(5): 697–703.</w:t>
+      </w:r>
+    </w:p>
+    <w:p>
+      <w:r>
+        <w:t xml:space="preserve">Virkkala, R. 1991. </w:t>
+      </w:r>
+      <w:r>
+        <w:rPr>
+          <w:i/>
+        </w:rPr>
+        <w:t xml:space="preserve">Population trends of forest birds in a Finnish Lapland landscape of large habitat blocks – Consequences of stochastic environmental variation or regional habitat alteration. </w:t>
+      </w:r>
+      <w:r>
+        <w:t>Biological conservation 56(2): 223–240.</w:t>
+      </w:r>
+    </w:p>
+    <w:p>
+      <w:r>
+        <w:t xml:space="preserve">Wesolowski, T., Czeszczewik, D. &amp; Rowinski, P. 2005. </w:t>
+      </w:r>
+      <w:r>
+        <w:rPr>
+          <w:i/>
+        </w:rPr>
+        <w:t xml:space="preserve">Effects of forest management on Three-toed Woodpecker Picoides tridactylus distribution in the Bialowieza Forest (NE Poland): conservation implications. </w:t>
+      </w:r>
+      <w:r>
+        <w:t>Acta Ornithologica 40(1): 53–60.</w:t>
       </w:r>
     </w:p>
     <w:sectPr>
@@ -680,7 +1149,7 @@
     <w:r>
       <w:tab/>
       <w:tab/>
-      <w:t>2026-03-06</w:t>
+      <w:t>2026-03-07</w:t>
       <w:br/>
       <w:br/>
     </w:r>

--- a/klagomål/A 9151-2026 FSC-klagomål.docx
+++ b/klagomål/A 9151-2026 FSC-klagomål.docx
@@ -1149,7 +1149,7 @@
     <w:r>
       <w:tab/>
       <w:tab/>
-      <w:t>2026-03-07</w:t>
+      <w:t>2026-03-08</w:t>
       <w:br/>
       <w:br/>
     </w:r>

--- a/klagomål/A 9151-2026 FSC-klagomål.docx
+++ b/klagomål/A 9151-2026 FSC-klagomål.docx
@@ -1149,7 +1149,7 @@
     <w:r>
       <w:tab/>
       <w:tab/>
-      <w:t>2026-03-08</w:t>
+      <w:t>2026-03-09</w:t>
       <w:br/>
       <w:br/>
     </w:r>

--- a/klagomål/A 9151-2026 FSC-klagomål.docx
+++ b/klagomål/A 9151-2026 FSC-klagomål.docx
@@ -1149,7 +1149,7 @@
     <w:r>
       <w:tab/>
       <w:tab/>
-      <w:t>2026-03-09</w:t>
+      <w:t>2026-03-10</w:t>
       <w:br/>
       <w:br/>
     </w:r>

--- a/klagomål/A 9151-2026 FSC-klagomål.docx
+++ b/klagomål/A 9151-2026 FSC-klagomål.docx
@@ -401,7 +401,7 @@
         <w:t>Spillkråka (NT, §4)</w:t>
       </w:r>
       <w:r>
-        <w:t xml:space="preserve"> är rödlistad som nära hotad och ingår i bilaga 1 i EU:s fågeldirektiv. Den minskar i population på grund av minskad tillgång på lämpliga bo- och födoträd och minskad födotillgång. Spillkråkans minskningstakt har uppgått till 19 (24–10) % under de senaste 15 åren. Minskningstakten för den svenska populationen bedöms vara nära gränsvärdet för Sårbar (VU) (A2bc). Skogsbruk med korta omloppstider och täta, homogena ungskogar utgör det största hotet. Spillkråka är typisk art för </w:t>
+        <w:t xml:space="preserve"> är rödlistad som nära hotad och ingår i bilaga 1 i EU:s fågeldirektiv. Den minskar i population på grund av minskad tillgång på lämpliga bo- och födoträd och minskad födotillgång. Spillkråkans minskningstakt har uppgått till 19 (24–10) % under de senaste 15 åren och bedöms vara nära gränsvärdet för Sårbar (VU) (A2bc). Spillkråka är en nyckelart i skogliga miljöer vars övergivna bohål utnyttjas av flera andra hålhäckande fågelarter och fladdermöss. Den behöver grova träd, främst tall, asp och bok som boträd. Skogsbruk med korta omloppstider och täta, homogena ungskogar utgör det största hotet. Spillkråka är typisk art för </w:t>
       </w:r>
       <w:r>
         <w:rPr>
@@ -419,7 +419,7 @@
         <w:t xml:space="preserve"> 9740 Skogsbevuxen myr </w:t>
       </w:r>
       <w:r>
-        <w:t>(SLU Artdatabanken, 2023).</w:t>
+        <w:t>(SLU Artdatabanken, 2025; Skogsstyrelsen 2016).</w:t>
       </w:r>
     </w:p>
     <w:p>
@@ -790,7 +790,7 @@
         <w:t xml:space="preserve"> 9740 Skogsbevuxen myr</w:t>
       </w:r>
       <w:r>
-        <w:t xml:space="preserve"> och ingår i bilaga 1 i EU:s fågeldirektiv. Spillkråka lever i både barr- och blandskog liksom i ren lövskog. De tätaste populationerna tenderar att finnas i äldre, variationsrik blandskog med gott om död ved och gamla träd.</w:t>
+        <w:t xml:space="preserve"> och ingår i bilaga 1 i EU:s fågeldirektiv. Spillkråka lever i både barr- och blandskog liksom i ren lövskog. De tätaste populationerna tenderar att finnas i äldre, variationsrik blandskog med gott om död ved och gamla träd. Spillkråka är en nyckelart i skogliga miljöer vars övergivna bohål utnyttjas av flera andra hålhäckande fågelarter och fladdermöss (SLU Artdatabanken, 2023; Skogsstyrelsen 2016).</w:t>
       </w:r>
     </w:p>
     <w:p>
@@ -808,7 +808,21 @@
     </w:p>
     <w:p>
       <w:r>
-        <w:t xml:space="preserve">SLU Artdatabanken, 2021. </w:t>
+        <w:t xml:space="preserve">Skogsstyrelsen, 2016. </w:t>
+      </w:r>
+      <w:r>
+        <w:rPr>
+          <w:i/>
+        </w:rPr>
+        <w:t xml:space="preserve">Vägledning för hänsyn till spillkråka. </w:t>
+      </w:r>
+      <w:r>
+        <w:t>Vägledningar och kunskapsstöd artskydd – Skogsstyrelsen.</w:t>
+      </w:r>
+    </w:p>
+    <w:p>
+      <w:r>
+        <w:t xml:space="preserve">SLU Artdatabanken, 2023. </w:t>
       </w:r>
       <w:r>
         <w:rPr>
@@ -1149,7 +1163,7 @@
     <w:r>
       <w:tab/>
       <w:tab/>
-      <w:t>2026-03-10</w:t>
+      <w:t>2026-03-11</w:t>
       <w:br/>
       <w:br/>
     </w:r>

--- a/klagomål/A 9151-2026 FSC-klagomål.docx
+++ b/klagomål/A 9151-2026 FSC-klagomål.docx
@@ -1163,7 +1163,7 @@
     <w:r>
       <w:tab/>
       <w:tab/>
-      <w:t>2026-03-11</w:t>
+      <w:t>2026-03-12</w:t>
       <w:br/>
       <w:br/>
     </w:r>

--- a/klagomål/A 9151-2026 FSC-klagomål.docx
+++ b/klagomål/A 9151-2026 FSC-klagomål.docx
@@ -1163,7 +1163,7 @@
     <w:r>
       <w:tab/>
       <w:tab/>
-      <w:t>2026-03-12</w:t>
+      <w:t>2026-03-13</w:t>
       <w:br/>
       <w:br/>
     </w:r>
